--- a/mps-nivel-c/oficial/04_registros/FTGASMIG_Governanca-APIs/GASMIG02_Fundacao-Tecnologica/PLA-GASMIG02-002_Plano-de-Projeto-OS002.docx
+++ b/mps-nivel-c/oficial/04_registros/FTGASMIG_Governanca-APIs/GASMIG02_Fundacao-Tecnologica/PLA-GASMIG02-002_Plano-de-Projeto-OS002.docx
@@ -34,7 +34,7 @@
           <w:color w:val="555555"/>
           <w:sz w:val="20"/>
         </w:rPr>
-        <w:t>PLA-GASMIG02-002   ·   Versão Data   ·   04/06/2026   ·   Timeware Brasil</w:t>
+        <w:t>PLA-GASMIG02-002   ·   Versão Data   ·   11/06/2026   ·   Timeware Brasil</w:t>
       </w:r>
     </w:p>
     <w:p>
@@ -394,7 +394,7 @@
                 <w:i w:val="0"/>
                 <w:sz w:val="20"/>
               </w:rPr>
-              <w:t>1.1</w:t>
+              <w:t>1.2</w:t>
             </w:r>
           </w:p>
         </w:tc>
@@ -450,7 +450,7 @@
                 <w:i w:val="0"/>
                 <w:sz w:val="20"/>
               </w:rPr>
-              <w:t>04/06/2026</w:t>
+              <w:t>11/06/2026</w:t>
             </w:r>
           </w:p>
         </w:tc>
@@ -750,7 +750,7 @@
         </w:pBdr>
       </w:pPr>
       <w:r>
-        <w:t>4. Estimativas (GPR 3, 4)</w:t>
+        <w:t>4. Estimativas e orçamento de horas (GPR 3, 4)</w:t>
       </w:r>
     </w:p>
     <w:p>
@@ -1847,6 +1847,985 @@
         </w:rPr>
         <w:t xml:space="preserve"> OS-PARCELA-001 (velocity observada: 84 SP em 15 dias com a mesma equipe)</w:t>
       </w:r>
+    </w:p>
+    <w:p>
+      <w:pPr>
+        <w:spacing w:before="0" w:after="120"/>
+      </w:pPr>
+      <w:r>
+        <w:rPr>
+          <w:rFonts w:ascii="Calibri" w:hAnsi="Calibri"/>
+          <w:b/>
+          <w:i w:val="0"/>
+          <w:sz w:val="22"/>
+        </w:rPr>
+        <w:t>Orçamento de horas por papel:</w:t>
+      </w:r>
+    </w:p>
+    <w:p>
+      <w:pPr>
+        <w:spacing w:before="0" w:after="120"/>
+      </w:pPr>
+      <w:r>
+        <w:rPr>
+          <w:rFonts w:ascii="Calibri" w:hAnsi="Calibri"/>
+          <w:b w:val="0"/>
+          <w:i/>
+          <w:sz w:val="22"/>
+        </w:rPr>
+        <w:t>Referência: 168 h/mês disponíveis por pessoa → ~140 h/mês efetivas (~70 h/sprint) após dedução de cerimônias e reuniões (~15%). Dedicação parcial proporcional.</w:t>
+      </w:r>
+    </w:p>
+    <w:tbl>
+      <w:tblPr>
+        <w:tblW w:type="auto" w:w="0"/>
+        <w:tblLook w:firstColumn="1" w:firstRow="1" w:lastColumn="0" w:lastRow="0" w:noHBand="0" w:noVBand="1" w:val="04A0"/>
+        <w:tblBorders>
+          <w:top w:val="single" w:sz="4" w:space="0" w:color="003366"/>
+          <w:left w:val="single" w:sz="4" w:space="0" w:color="003366"/>
+          <w:bottom w:val="single" w:sz="4" w:space="0" w:color="003366"/>
+          <w:right w:val="single" w:sz="4" w:space="0" w:color="003366"/>
+          <w:insideH w:val="single" w:sz="4" w:space="0" w:color="003366"/>
+          <w:insideV w:val="single" w:sz="4" w:space="0" w:color="003366"/>
+        </w:tblBorders>
+      </w:tblPr>
+      <w:tblGrid>
+        <w:gridCol w:w="1484"/>
+        <w:gridCol w:w="1484"/>
+        <w:gridCol w:w="1484"/>
+        <w:gridCol w:w="1484"/>
+        <w:gridCol w:w="1484"/>
+        <w:gridCol w:w="1484"/>
+      </w:tblGrid>
+      <w:tr>
+        <w:trPr>
+          <w:cantSplit w:val="1"/>
+        </w:trPr>
+        <w:tc>
+          <w:tcPr>
+            <w:tcW w:type="dxa" w:w="1484"/>
+            <w:tcMar>
+              <w:top w:w="60" w:type="dxa"/>
+              <w:bottom w:w="60" w:type="dxa"/>
+              <w:left w:w="100" w:type="dxa"/>
+              <w:right w:w="100" w:type="dxa"/>
+            </w:tcMar>
+            <w:shd w:val="clear" w:color="auto" w:fill="003366"/>
+          </w:tcPr>
+          <w:p>
+            <w:pPr>
+              <w:spacing w:before="40" w:after="40"/>
+            </w:pPr>
+            <w:r>
+              <w:rPr>
+                <w:rFonts w:ascii="Calibri" w:hAnsi="Calibri"/>
+                <w:b/>
+                <w:i w:val="0"/>
+                <w:color w:val="FFFFFF"/>
+                <w:sz w:val="20"/>
+              </w:rPr>
+              <w:t>Papel</w:t>
+            </w:r>
+          </w:p>
+        </w:tc>
+        <w:tc>
+          <w:tcPr>
+            <w:tcW w:type="dxa" w:w="1484"/>
+            <w:tcMar>
+              <w:top w:w="60" w:type="dxa"/>
+              <w:bottom w:w="60" w:type="dxa"/>
+              <w:left w:w="100" w:type="dxa"/>
+              <w:right w:w="100" w:type="dxa"/>
+            </w:tcMar>
+            <w:shd w:val="clear" w:color="auto" w:fill="003366"/>
+          </w:tcPr>
+          <w:p>
+            <w:pPr>
+              <w:spacing w:before="40" w:after="40"/>
+            </w:pPr>
+            <w:r>
+              <w:rPr>
+                <w:rFonts w:ascii="Calibri" w:hAnsi="Calibri"/>
+                <w:b/>
+                <w:i w:val="0"/>
+                <w:color w:val="FFFFFF"/>
+                <w:sz w:val="20"/>
+              </w:rPr>
+              <w:t>Pessoas</w:t>
+            </w:r>
+          </w:p>
+        </w:tc>
+        <w:tc>
+          <w:tcPr>
+            <w:tcW w:type="dxa" w:w="1484"/>
+            <w:tcMar>
+              <w:top w:w="60" w:type="dxa"/>
+              <w:bottom w:w="60" w:type="dxa"/>
+              <w:left w:w="100" w:type="dxa"/>
+              <w:right w:w="100" w:type="dxa"/>
+            </w:tcMar>
+            <w:shd w:val="clear" w:color="auto" w:fill="003366"/>
+          </w:tcPr>
+          <w:p>
+            <w:pPr>
+              <w:spacing w:before="40" w:after="40"/>
+            </w:pPr>
+            <w:r>
+              <w:rPr>
+                <w:rFonts w:ascii="Calibri" w:hAnsi="Calibri"/>
+                <w:b/>
+                <w:i w:val="0"/>
+                <w:color w:val="FFFFFF"/>
+                <w:sz w:val="20"/>
+              </w:rPr>
+              <w:t>Dedicação</w:t>
+            </w:r>
+          </w:p>
+        </w:tc>
+        <w:tc>
+          <w:tcPr>
+            <w:tcW w:type="dxa" w:w="1484"/>
+            <w:tcMar>
+              <w:top w:w="60" w:type="dxa"/>
+              <w:bottom w:w="60" w:type="dxa"/>
+              <w:left w:w="100" w:type="dxa"/>
+              <w:right w:w="100" w:type="dxa"/>
+            </w:tcMar>
+            <w:shd w:val="clear" w:color="auto" w:fill="003366"/>
+          </w:tcPr>
+          <w:p>
+            <w:pPr>
+              <w:spacing w:before="40" w:after="40"/>
+            </w:pPr>
+            <w:r>
+              <w:rPr>
+                <w:rFonts w:ascii="Calibri" w:hAnsi="Calibri"/>
+                <w:b/>
+                <w:i w:val="0"/>
+                <w:color w:val="FFFFFF"/>
+                <w:sz w:val="20"/>
+              </w:rPr>
+              <w:t>h efetivas/sprint</w:t>
+            </w:r>
+          </w:p>
+        </w:tc>
+        <w:tc>
+          <w:tcPr>
+            <w:tcW w:type="dxa" w:w="1484"/>
+            <w:tcMar>
+              <w:top w:w="60" w:type="dxa"/>
+              <w:bottom w:w="60" w:type="dxa"/>
+              <w:left w:w="100" w:type="dxa"/>
+              <w:right w:w="100" w:type="dxa"/>
+            </w:tcMar>
+            <w:shd w:val="clear" w:color="auto" w:fill="003366"/>
+          </w:tcPr>
+          <w:p>
+            <w:pPr>
+              <w:spacing w:before="40" w:after="40"/>
+            </w:pPr>
+            <w:r>
+              <w:rPr>
+                <w:rFonts w:ascii="Calibri" w:hAnsi="Calibri"/>
+                <w:b/>
+                <w:i w:val="0"/>
+                <w:color w:val="FFFFFF"/>
+                <w:sz w:val="20"/>
+              </w:rPr>
+              <w:t>Nº sprints</w:t>
+            </w:r>
+          </w:p>
+        </w:tc>
+        <w:tc>
+          <w:tcPr>
+            <w:tcW w:type="dxa" w:w="1484"/>
+            <w:tcMar>
+              <w:top w:w="60" w:type="dxa"/>
+              <w:bottom w:w="60" w:type="dxa"/>
+              <w:left w:w="100" w:type="dxa"/>
+              <w:right w:w="100" w:type="dxa"/>
+            </w:tcMar>
+            <w:shd w:val="clear" w:color="auto" w:fill="003366"/>
+          </w:tcPr>
+          <w:p>
+            <w:pPr>
+              <w:spacing w:before="40" w:after="40"/>
+            </w:pPr>
+            <w:r>
+              <w:rPr>
+                <w:rFonts w:ascii="Calibri" w:hAnsi="Calibri"/>
+                <w:b/>
+                <w:i w:val="0"/>
+                <w:color w:val="FFFFFF"/>
+                <w:sz w:val="20"/>
+              </w:rPr>
+              <w:t>h estimadas</w:t>
+            </w:r>
+          </w:p>
+        </w:tc>
+      </w:tr>
+      <w:tr>
+        <w:trPr>
+          <w:cantSplit w:val="1"/>
+        </w:trPr>
+        <w:tc>
+          <w:tcPr>
+            <w:tcW w:type="dxa" w:w="1484"/>
+            <w:tcMar>
+              <w:top w:w="60" w:type="dxa"/>
+              <w:bottom w:w="60" w:type="dxa"/>
+              <w:left w:w="100" w:type="dxa"/>
+              <w:right w:w="100" w:type="dxa"/>
+            </w:tcMar>
+            <w:shd w:val="clear" w:color="auto" w:fill="EBF5FB"/>
+          </w:tcPr>
+          <w:p>
+            <w:pPr>
+              <w:spacing w:before="40" w:after="40"/>
+            </w:pPr>
+            <w:r>
+              <w:rPr>
+                <w:rFonts w:ascii="Calibri" w:hAnsi="Calibri"/>
+                <w:b w:val="0"/>
+                <w:i w:val="0"/>
+                <w:sz w:val="20"/>
+              </w:rPr>
+              <w:t>Gerente de Projeto / PO</w:t>
+            </w:r>
+          </w:p>
+        </w:tc>
+        <w:tc>
+          <w:tcPr>
+            <w:tcW w:type="dxa" w:w="1484"/>
+            <w:tcMar>
+              <w:top w:w="60" w:type="dxa"/>
+              <w:bottom w:w="60" w:type="dxa"/>
+              <w:left w:w="100" w:type="dxa"/>
+              <w:right w:w="100" w:type="dxa"/>
+            </w:tcMar>
+            <w:shd w:val="clear" w:color="auto" w:fill="EBF5FB"/>
+          </w:tcPr>
+          <w:p>
+            <w:pPr>
+              <w:spacing w:before="40" w:after="40"/>
+            </w:pPr>
+            <w:r>
+              <w:rPr>
+                <w:rFonts w:ascii="Calibri" w:hAnsi="Calibri"/>
+                <w:b w:val="0"/>
+                <w:i w:val="0"/>
+                <w:sz w:val="20"/>
+              </w:rPr>
+              <w:t>1</w:t>
+            </w:r>
+          </w:p>
+        </w:tc>
+        <w:tc>
+          <w:tcPr>
+            <w:tcW w:type="dxa" w:w="1484"/>
+            <w:tcMar>
+              <w:top w:w="60" w:type="dxa"/>
+              <w:bottom w:w="60" w:type="dxa"/>
+              <w:left w:w="100" w:type="dxa"/>
+              <w:right w:w="100" w:type="dxa"/>
+            </w:tcMar>
+            <w:shd w:val="clear" w:color="auto" w:fill="EBF5FB"/>
+          </w:tcPr>
+          <w:p>
+            <w:pPr>
+              <w:spacing w:before="40" w:after="40"/>
+            </w:pPr>
+            <w:r>
+              <w:rPr>
+                <w:rFonts w:ascii="Calibri" w:hAnsi="Calibri"/>
+                <w:b w:val="0"/>
+                <w:i w:val="0"/>
+                <w:sz w:val="20"/>
+              </w:rPr>
+              <w:t>30%</w:t>
+            </w:r>
+          </w:p>
+        </w:tc>
+        <w:tc>
+          <w:tcPr>
+            <w:tcW w:type="dxa" w:w="1484"/>
+            <w:tcMar>
+              <w:top w:w="60" w:type="dxa"/>
+              <w:bottom w:w="60" w:type="dxa"/>
+              <w:left w:w="100" w:type="dxa"/>
+              <w:right w:w="100" w:type="dxa"/>
+            </w:tcMar>
+            <w:shd w:val="clear" w:color="auto" w:fill="EBF5FB"/>
+          </w:tcPr>
+          <w:p>
+            <w:pPr>
+              <w:spacing w:before="40" w:after="40"/>
+            </w:pPr>
+            <w:r>
+              <w:rPr>
+                <w:rFonts w:ascii="Calibri" w:hAnsi="Calibri"/>
+                <w:b w:val="0"/>
+                <w:i w:val="0"/>
+                <w:sz w:val="20"/>
+              </w:rPr>
+              <w:t>21 h</w:t>
+            </w:r>
+          </w:p>
+        </w:tc>
+        <w:tc>
+          <w:tcPr>
+            <w:tcW w:type="dxa" w:w="1484"/>
+            <w:tcMar>
+              <w:top w:w="60" w:type="dxa"/>
+              <w:bottom w:w="60" w:type="dxa"/>
+              <w:left w:w="100" w:type="dxa"/>
+              <w:right w:w="100" w:type="dxa"/>
+            </w:tcMar>
+            <w:shd w:val="clear" w:color="auto" w:fill="EBF5FB"/>
+          </w:tcPr>
+          <w:p>
+            <w:pPr>
+              <w:spacing w:before="40" w:after="40"/>
+            </w:pPr>
+            <w:r>
+              <w:rPr>
+                <w:rFonts w:ascii="Calibri" w:hAnsi="Calibri"/>
+                <w:b w:val="0"/>
+                <w:i w:val="0"/>
+                <w:sz w:val="20"/>
+              </w:rPr>
+              <w:t>1,4</w:t>
+            </w:r>
+          </w:p>
+        </w:tc>
+        <w:tc>
+          <w:tcPr>
+            <w:tcW w:type="dxa" w:w="1484"/>
+            <w:tcMar>
+              <w:top w:w="60" w:type="dxa"/>
+              <w:bottom w:w="60" w:type="dxa"/>
+              <w:left w:w="100" w:type="dxa"/>
+              <w:right w:w="100" w:type="dxa"/>
+            </w:tcMar>
+            <w:shd w:val="clear" w:color="auto" w:fill="EBF5FB"/>
+          </w:tcPr>
+          <w:p>
+            <w:pPr>
+              <w:spacing w:before="40" w:after="40"/>
+            </w:pPr>
+            <w:r>
+              <w:rPr>
+                <w:rFonts w:ascii="Calibri" w:hAnsi="Calibri"/>
+                <w:b w:val="0"/>
+                <w:i w:val="0"/>
+                <w:sz w:val="20"/>
+              </w:rPr>
+              <w:t>29 h</w:t>
+            </w:r>
+          </w:p>
+        </w:tc>
+      </w:tr>
+      <w:tr>
+        <w:trPr>
+          <w:cantSplit w:val="1"/>
+        </w:trPr>
+        <w:tc>
+          <w:tcPr>
+            <w:tcW w:type="dxa" w:w="1484"/>
+            <w:tcMar>
+              <w:top w:w="60" w:type="dxa"/>
+              <w:bottom w:w="60" w:type="dxa"/>
+              <w:left w:w="100" w:type="dxa"/>
+              <w:right w:w="100" w:type="dxa"/>
+            </w:tcMar>
+          </w:tcPr>
+          <w:p>
+            <w:pPr>
+              <w:spacing w:before="40" w:after="40"/>
+            </w:pPr>
+            <w:r>
+              <w:rPr>
+                <w:rFonts w:ascii="Calibri" w:hAnsi="Calibri"/>
+                <w:b w:val="0"/>
+                <w:i w:val="0"/>
+                <w:sz w:val="20"/>
+              </w:rPr>
+              <w:t>Tech Lead / Arquiteto / GCO</w:t>
+            </w:r>
+          </w:p>
+        </w:tc>
+        <w:tc>
+          <w:tcPr>
+            <w:tcW w:type="dxa" w:w="1484"/>
+            <w:tcMar>
+              <w:top w:w="60" w:type="dxa"/>
+              <w:bottom w:w="60" w:type="dxa"/>
+              <w:left w:w="100" w:type="dxa"/>
+              <w:right w:w="100" w:type="dxa"/>
+            </w:tcMar>
+          </w:tcPr>
+          <w:p>
+            <w:pPr>
+              <w:spacing w:before="40" w:after="40"/>
+            </w:pPr>
+            <w:r>
+              <w:rPr>
+                <w:rFonts w:ascii="Calibri" w:hAnsi="Calibri"/>
+                <w:b w:val="0"/>
+                <w:i w:val="0"/>
+                <w:sz w:val="20"/>
+              </w:rPr>
+              <w:t>1</w:t>
+            </w:r>
+          </w:p>
+        </w:tc>
+        <w:tc>
+          <w:tcPr>
+            <w:tcW w:type="dxa" w:w="1484"/>
+            <w:tcMar>
+              <w:top w:w="60" w:type="dxa"/>
+              <w:bottom w:w="60" w:type="dxa"/>
+              <w:left w:w="100" w:type="dxa"/>
+              <w:right w:w="100" w:type="dxa"/>
+            </w:tcMar>
+          </w:tcPr>
+          <w:p>
+            <w:pPr>
+              <w:spacing w:before="40" w:after="40"/>
+            </w:pPr>
+            <w:r>
+              <w:rPr>
+                <w:rFonts w:ascii="Calibri" w:hAnsi="Calibri"/>
+                <w:b w:val="0"/>
+                <w:i w:val="0"/>
+                <w:sz w:val="20"/>
+              </w:rPr>
+              <w:t>50%</w:t>
+            </w:r>
+          </w:p>
+        </w:tc>
+        <w:tc>
+          <w:tcPr>
+            <w:tcW w:type="dxa" w:w="1484"/>
+            <w:tcMar>
+              <w:top w:w="60" w:type="dxa"/>
+              <w:bottom w:w="60" w:type="dxa"/>
+              <w:left w:w="100" w:type="dxa"/>
+              <w:right w:w="100" w:type="dxa"/>
+            </w:tcMar>
+          </w:tcPr>
+          <w:p>
+            <w:pPr>
+              <w:spacing w:before="40" w:after="40"/>
+            </w:pPr>
+            <w:r>
+              <w:rPr>
+                <w:rFonts w:ascii="Calibri" w:hAnsi="Calibri"/>
+                <w:b w:val="0"/>
+                <w:i w:val="0"/>
+                <w:sz w:val="20"/>
+              </w:rPr>
+              <w:t>35 h</w:t>
+            </w:r>
+          </w:p>
+        </w:tc>
+        <w:tc>
+          <w:tcPr>
+            <w:tcW w:type="dxa" w:w="1484"/>
+            <w:tcMar>
+              <w:top w:w="60" w:type="dxa"/>
+              <w:bottom w:w="60" w:type="dxa"/>
+              <w:left w:w="100" w:type="dxa"/>
+              <w:right w:w="100" w:type="dxa"/>
+            </w:tcMar>
+          </w:tcPr>
+          <w:p>
+            <w:pPr>
+              <w:spacing w:before="40" w:after="40"/>
+            </w:pPr>
+            <w:r>
+              <w:rPr>
+                <w:rFonts w:ascii="Calibri" w:hAnsi="Calibri"/>
+                <w:b w:val="0"/>
+                <w:i w:val="0"/>
+                <w:sz w:val="20"/>
+              </w:rPr>
+              <w:t>1,4</w:t>
+            </w:r>
+          </w:p>
+        </w:tc>
+        <w:tc>
+          <w:tcPr>
+            <w:tcW w:type="dxa" w:w="1484"/>
+            <w:tcMar>
+              <w:top w:w="60" w:type="dxa"/>
+              <w:bottom w:w="60" w:type="dxa"/>
+              <w:left w:w="100" w:type="dxa"/>
+              <w:right w:w="100" w:type="dxa"/>
+            </w:tcMar>
+          </w:tcPr>
+          <w:p>
+            <w:pPr>
+              <w:spacing w:before="40" w:after="40"/>
+            </w:pPr>
+            <w:r>
+              <w:rPr>
+                <w:rFonts w:ascii="Calibri" w:hAnsi="Calibri"/>
+                <w:b w:val="0"/>
+                <w:i w:val="0"/>
+                <w:sz w:val="20"/>
+              </w:rPr>
+              <w:t>49 h</w:t>
+            </w:r>
+          </w:p>
+        </w:tc>
+      </w:tr>
+      <w:tr>
+        <w:trPr>
+          <w:cantSplit w:val="1"/>
+        </w:trPr>
+        <w:tc>
+          <w:tcPr>
+            <w:tcW w:type="dxa" w:w="1484"/>
+            <w:tcMar>
+              <w:top w:w="60" w:type="dxa"/>
+              <w:bottom w:w="60" w:type="dxa"/>
+              <w:left w:w="100" w:type="dxa"/>
+              <w:right w:w="100" w:type="dxa"/>
+            </w:tcMar>
+            <w:shd w:val="clear" w:color="auto" w:fill="EBF5FB"/>
+          </w:tcPr>
+          <w:p>
+            <w:pPr>
+              <w:spacing w:before="40" w:after="40"/>
+            </w:pPr>
+            <w:r>
+              <w:rPr>
+                <w:rFonts w:ascii="Calibri" w:hAnsi="Calibri"/>
+                <w:b w:val="0"/>
+                <w:i w:val="0"/>
+                <w:sz w:val="20"/>
+              </w:rPr>
+              <w:t>Engenheiro Azure (Fernando Oliveira)</w:t>
+            </w:r>
+          </w:p>
+        </w:tc>
+        <w:tc>
+          <w:tcPr>
+            <w:tcW w:type="dxa" w:w="1484"/>
+            <w:tcMar>
+              <w:top w:w="60" w:type="dxa"/>
+              <w:bottom w:w="60" w:type="dxa"/>
+              <w:left w:w="100" w:type="dxa"/>
+              <w:right w:w="100" w:type="dxa"/>
+            </w:tcMar>
+            <w:shd w:val="clear" w:color="auto" w:fill="EBF5FB"/>
+          </w:tcPr>
+          <w:p>
+            <w:pPr>
+              <w:spacing w:before="40" w:after="40"/>
+            </w:pPr>
+            <w:r>
+              <w:rPr>
+                <w:rFonts w:ascii="Calibri" w:hAnsi="Calibri"/>
+                <w:b w:val="0"/>
+                <w:i w:val="0"/>
+                <w:sz w:val="20"/>
+              </w:rPr>
+              <w:t>1</w:t>
+            </w:r>
+          </w:p>
+        </w:tc>
+        <w:tc>
+          <w:tcPr>
+            <w:tcW w:type="dxa" w:w="1484"/>
+            <w:tcMar>
+              <w:top w:w="60" w:type="dxa"/>
+              <w:bottom w:w="60" w:type="dxa"/>
+              <w:left w:w="100" w:type="dxa"/>
+              <w:right w:w="100" w:type="dxa"/>
+            </w:tcMar>
+            <w:shd w:val="clear" w:color="auto" w:fill="EBF5FB"/>
+          </w:tcPr>
+          <w:p>
+            <w:pPr>
+              <w:spacing w:before="40" w:after="40"/>
+            </w:pPr>
+            <w:r>
+              <w:rPr>
+                <w:rFonts w:ascii="Calibri" w:hAnsi="Calibri"/>
+                <w:b w:val="0"/>
+                <w:i w:val="0"/>
+                <w:sz w:val="20"/>
+              </w:rPr>
+              <w:t>100%</w:t>
+            </w:r>
+          </w:p>
+        </w:tc>
+        <w:tc>
+          <w:tcPr>
+            <w:tcW w:type="dxa" w:w="1484"/>
+            <w:tcMar>
+              <w:top w:w="60" w:type="dxa"/>
+              <w:bottom w:w="60" w:type="dxa"/>
+              <w:left w:w="100" w:type="dxa"/>
+              <w:right w:w="100" w:type="dxa"/>
+            </w:tcMar>
+            <w:shd w:val="clear" w:color="auto" w:fill="EBF5FB"/>
+          </w:tcPr>
+          <w:p>
+            <w:pPr>
+              <w:spacing w:before="40" w:after="40"/>
+            </w:pPr>
+            <w:r>
+              <w:rPr>
+                <w:rFonts w:ascii="Calibri" w:hAnsi="Calibri"/>
+                <w:b w:val="0"/>
+                <w:i w:val="0"/>
+                <w:sz w:val="20"/>
+              </w:rPr>
+              <w:t>70 h</w:t>
+            </w:r>
+          </w:p>
+        </w:tc>
+        <w:tc>
+          <w:tcPr>
+            <w:tcW w:type="dxa" w:w="1484"/>
+            <w:tcMar>
+              <w:top w:w="60" w:type="dxa"/>
+              <w:bottom w:w="60" w:type="dxa"/>
+              <w:left w:w="100" w:type="dxa"/>
+              <w:right w:w="100" w:type="dxa"/>
+            </w:tcMar>
+            <w:shd w:val="clear" w:color="auto" w:fill="EBF5FB"/>
+          </w:tcPr>
+          <w:p>
+            <w:pPr>
+              <w:spacing w:before="40" w:after="40"/>
+            </w:pPr>
+            <w:r>
+              <w:rPr>
+                <w:rFonts w:ascii="Calibri" w:hAnsi="Calibri"/>
+                <w:b w:val="0"/>
+                <w:i w:val="0"/>
+                <w:sz w:val="20"/>
+              </w:rPr>
+              <w:t>1,4</w:t>
+            </w:r>
+          </w:p>
+        </w:tc>
+        <w:tc>
+          <w:tcPr>
+            <w:tcW w:type="dxa" w:w="1484"/>
+            <w:tcMar>
+              <w:top w:w="60" w:type="dxa"/>
+              <w:bottom w:w="60" w:type="dxa"/>
+              <w:left w:w="100" w:type="dxa"/>
+              <w:right w:w="100" w:type="dxa"/>
+            </w:tcMar>
+            <w:shd w:val="clear" w:color="auto" w:fill="EBF5FB"/>
+          </w:tcPr>
+          <w:p>
+            <w:pPr>
+              <w:spacing w:before="40" w:after="40"/>
+            </w:pPr>
+            <w:r>
+              <w:rPr>
+                <w:rFonts w:ascii="Calibri" w:hAnsi="Calibri"/>
+                <w:b w:val="0"/>
+                <w:i w:val="0"/>
+                <w:sz w:val="20"/>
+              </w:rPr>
+              <w:t>98 h</w:t>
+            </w:r>
+          </w:p>
+        </w:tc>
+      </w:tr>
+      <w:tr>
+        <w:trPr>
+          <w:cantSplit w:val="1"/>
+        </w:trPr>
+        <w:tc>
+          <w:tcPr>
+            <w:tcW w:type="dxa" w:w="1484"/>
+            <w:tcMar>
+              <w:top w:w="60" w:type="dxa"/>
+              <w:bottom w:w="60" w:type="dxa"/>
+              <w:left w:w="100" w:type="dxa"/>
+              <w:right w:w="100" w:type="dxa"/>
+            </w:tcMar>
+          </w:tcPr>
+          <w:p>
+            <w:pPr>
+              <w:spacing w:before="40" w:after="40"/>
+            </w:pPr>
+            <w:r>
+              <w:rPr>
+                <w:rFonts w:ascii="Calibri" w:hAnsi="Calibri"/>
+                <w:b w:val="0"/>
+                <w:i w:val="0"/>
+                <w:sz w:val="20"/>
+              </w:rPr>
+              <w:t>Engenheiro Azure (Henry Komatsu)</w:t>
+            </w:r>
+          </w:p>
+        </w:tc>
+        <w:tc>
+          <w:tcPr>
+            <w:tcW w:type="dxa" w:w="1484"/>
+            <w:tcMar>
+              <w:top w:w="60" w:type="dxa"/>
+              <w:bottom w:w="60" w:type="dxa"/>
+              <w:left w:w="100" w:type="dxa"/>
+              <w:right w:w="100" w:type="dxa"/>
+            </w:tcMar>
+          </w:tcPr>
+          <w:p>
+            <w:pPr>
+              <w:spacing w:before="40" w:after="40"/>
+            </w:pPr>
+            <w:r>
+              <w:rPr>
+                <w:rFonts w:ascii="Calibri" w:hAnsi="Calibri"/>
+                <w:b w:val="0"/>
+                <w:i w:val="0"/>
+                <w:sz w:val="20"/>
+              </w:rPr>
+              <w:t>1</w:t>
+            </w:r>
+          </w:p>
+        </w:tc>
+        <w:tc>
+          <w:tcPr>
+            <w:tcW w:type="dxa" w:w="1484"/>
+            <w:tcMar>
+              <w:top w:w="60" w:type="dxa"/>
+              <w:bottom w:w="60" w:type="dxa"/>
+              <w:left w:w="100" w:type="dxa"/>
+              <w:right w:w="100" w:type="dxa"/>
+            </w:tcMar>
+          </w:tcPr>
+          <w:p>
+            <w:pPr>
+              <w:spacing w:before="40" w:after="40"/>
+            </w:pPr>
+            <w:r>
+              <w:rPr>
+                <w:rFonts w:ascii="Calibri" w:hAnsi="Calibri"/>
+                <w:b w:val="0"/>
+                <w:i w:val="0"/>
+                <w:sz w:val="20"/>
+              </w:rPr>
+              <w:t>100%</w:t>
+            </w:r>
+          </w:p>
+        </w:tc>
+        <w:tc>
+          <w:tcPr>
+            <w:tcW w:type="dxa" w:w="1484"/>
+            <w:tcMar>
+              <w:top w:w="60" w:type="dxa"/>
+              <w:bottom w:w="60" w:type="dxa"/>
+              <w:left w:w="100" w:type="dxa"/>
+              <w:right w:w="100" w:type="dxa"/>
+            </w:tcMar>
+          </w:tcPr>
+          <w:p>
+            <w:pPr>
+              <w:spacing w:before="40" w:after="40"/>
+            </w:pPr>
+            <w:r>
+              <w:rPr>
+                <w:rFonts w:ascii="Calibri" w:hAnsi="Calibri"/>
+                <w:b w:val="0"/>
+                <w:i w:val="0"/>
+                <w:sz w:val="20"/>
+              </w:rPr>
+              <w:t>70 h</w:t>
+            </w:r>
+          </w:p>
+        </w:tc>
+        <w:tc>
+          <w:tcPr>
+            <w:tcW w:type="dxa" w:w="1484"/>
+            <w:tcMar>
+              <w:top w:w="60" w:type="dxa"/>
+              <w:bottom w:w="60" w:type="dxa"/>
+              <w:left w:w="100" w:type="dxa"/>
+              <w:right w:w="100" w:type="dxa"/>
+            </w:tcMar>
+          </w:tcPr>
+          <w:p>
+            <w:pPr>
+              <w:spacing w:before="40" w:after="40"/>
+            </w:pPr>
+            <w:r>
+              <w:rPr>
+                <w:rFonts w:ascii="Calibri" w:hAnsi="Calibri"/>
+                <w:b w:val="0"/>
+                <w:i w:val="0"/>
+                <w:sz w:val="20"/>
+              </w:rPr>
+              <w:t>1,4</w:t>
+            </w:r>
+          </w:p>
+        </w:tc>
+        <w:tc>
+          <w:tcPr>
+            <w:tcW w:type="dxa" w:w="1484"/>
+            <w:tcMar>
+              <w:top w:w="60" w:type="dxa"/>
+              <w:bottom w:w="60" w:type="dxa"/>
+              <w:left w:w="100" w:type="dxa"/>
+              <w:right w:w="100" w:type="dxa"/>
+            </w:tcMar>
+          </w:tcPr>
+          <w:p>
+            <w:pPr>
+              <w:spacing w:before="40" w:after="40"/>
+            </w:pPr>
+            <w:r>
+              <w:rPr>
+                <w:rFonts w:ascii="Calibri" w:hAnsi="Calibri"/>
+                <w:b w:val="0"/>
+                <w:i w:val="0"/>
+                <w:sz w:val="20"/>
+              </w:rPr>
+              <w:t>98 h</w:t>
+            </w:r>
+          </w:p>
+        </w:tc>
+      </w:tr>
+      <w:tr>
+        <w:trPr>
+          <w:cantSplit w:val="1"/>
+        </w:trPr>
+        <w:tc>
+          <w:tcPr>
+            <w:tcW w:type="dxa" w:w="1484"/>
+            <w:tcMar>
+              <w:top w:w="60" w:type="dxa"/>
+              <w:bottom w:w="60" w:type="dxa"/>
+              <w:left w:w="100" w:type="dxa"/>
+              <w:right w:w="100" w:type="dxa"/>
+            </w:tcMar>
+            <w:shd w:val="clear" w:color="auto" w:fill="EBF5FB"/>
+          </w:tcPr>
+          <w:p>
+            <w:pPr>
+              <w:spacing w:before="40" w:after="40"/>
+            </w:pPr>
+            <w:r>
+              <w:rPr>
+                <w:rFonts w:ascii="Calibri" w:hAnsi="Calibri"/>
+                <w:b/>
+                <w:i w:val="0"/>
+                <w:sz w:val="20"/>
+              </w:rPr>
+              <w:t>Total</w:t>
+            </w:r>
+          </w:p>
+        </w:tc>
+        <w:tc>
+          <w:tcPr>
+            <w:tcW w:type="dxa" w:w="1484"/>
+            <w:tcMar>
+              <w:top w:w="60" w:type="dxa"/>
+              <w:bottom w:w="60" w:type="dxa"/>
+              <w:left w:w="100" w:type="dxa"/>
+              <w:right w:w="100" w:type="dxa"/>
+            </w:tcMar>
+            <w:shd w:val="clear" w:color="auto" w:fill="EBF5FB"/>
+          </w:tcPr>
+          <w:p>
+            <w:pPr>
+              <w:spacing w:before="40" w:after="40"/>
+            </w:pPr>
+            <w:r>
+              <w:rPr>
+                <w:rFonts w:ascii="Calibri" w:hAnsi="Calibri"/>
+                <w:b/>
+                <w:i w:val="0"/>
+                <w:sz w:val="20"/>
+              </w:rPr>
+              <w:t>274 h</w:t>
+            </w:r>
+          </w:p>
+        </w:tc>
+        <w:tc>
+          <w:tcPr>
+            <w:tcW w:type="dxa" w:w="1484"/>
+            <w:tcMar>
+              <w:top w:w="60" w:type="dxa"/>
+              <w:bottom w:w="60" w:type="dxa"/>
+              <w:left w:w="100" w:type="dxa"/>
+              <w:right w:w="100" w:type="dxa"/>
+            </w:tcMar>
+            <w:shd w:val="clear" w:color="auto" w:fill="EBF5FB"/>
+          </w:tcPr>
+          <w:p>
+            <w:pPr>
+              <w:spacing w:before="40" w:after="40"/>
+            </w:pPr>
+          </w:p>
+        </w:tc>
+        <w:tc>
+          <w:tcPr>
+            <w:tcW w:type="dxa" w:w="1484"/>
+            <w:tcMar>
+              <w:top w:w="60" w:type="dxa"/>
+              <w:bottom w:w="60" w:type="dxa"/>
+              <w:left w:w="100" w:type="dxa"/>
+              <w:right w:w="100" w:type="dxa"/>
+            </w:tcMar>
+            <w:shd w:val="clear" w:color="auto" w:fill="EBF5FB"/>
+          </w:tcPr>
+          <w:p>
+            <w:pPr>
+              <w:spacing w:before="40" w:after="40"/>
+            </w:pPr>
+          </w:p>
+        </w:tc>
+        <w:tc>
+          <w:tcPr>
+            <w:tcW w:type="dxa" w:w="1484"/>
+            <w:tcMar>
+              <w:top w:w="60" w:type="dxa"/>
+              <w:bottom w:w="60" w:type="dxa"/>
+              <w:left w:w="100" w:type="dxa"/>
+              <w:right w:w="100" w:type="dxa"/>
+            </w:tcMar>
+            <w:shd w:val="clear" w:color="auto" w:fill="EBF5FB"/>
+          </w:tcPr>
+          <w:p>
+            <w:pPr>
+              <w:spacing w:before="40" w:after="40"/>
+            </w:pPr>
+          </w:p>
+        </w:tc>
+        <w:tc>
+          <w:tcPr>
+            <w:tcW w:type="dxa" w:w="1484"/>
+            <w:tcMar>
+              <w:top w:w="60" w:type="dxa"/>
+              <w:bottom w:w="60" w:type="dxa"/>
+              <w:left w:w="100" w:type="dxa"/>
+              <w:right w:w="100" w:type="dxa"/>
+            </w:tcMar>
+            <w:shd w:val="clear" w:color="auto" w:fill="EBF5FB"/>
+          </w:tcPr>
+          <w:p>
+            <w:pPr>
+              <w:spacing w:before="40" w:after="40"/>
+            </w:pPr>
+          </w:p>
+        </w:tc>
+      </w:tr>
+    </w:tbl>
+    <w:p>
+      <w:pPr>
+        <w:spacing w:before="0" w:after="160"/>
+      </w:pPr>
     </w:p>
     <w:p>
       <w:pPr>
@@ -5167,6 +6146,112 @@
           </w:p>
         </w:tc>
       </w:tr>
+      <w:tr>
+        <w:trPr>
+          <w:cantSplit w:val="1"/>
+        </w:trPr>
+        <w:tc>
+          <w:tcPr>
+            <w:tcW w:type="dxa" w:w="2225"/>
+            <w:tcMar>
+              <w:top w:w="60" w:type="dxa"/>
+              <w:bottom w:w="60" w:type="dxa"/>
+              <w:left w:w="100" w:type="dxa"/>
+              <w:right w:w="100" w:type="dxa"/>
+            </w:tcMar>
+            <w:shd w:val="clear" w:color="auto" w:fill="F0F4F8"/>
+          </w:tcPr>
+          <w:p>
+            <w:pPr>
+              <w:spacing w:before="40" w:after="40"/>
+            </w:pPr>
+            <w:r>
+              <w:rPr>
+                <w:rFonts w:ascii="Calibri" w:hAnsi="Calibri"/>
+                <w:b/>
+                <w:i w:val="0"/>
+                <w:sz w:val="20"/>
+              </w:rPr>
+              <w:t>1.2</w:t>
+            </w:r>
+          </w:p>
+        </w:tc>
+        <w:tc>
+          <w:tcPr>
+            <w:tcW w:type="dxa" w:w="2225"/>
+            <w:tcMar>
+              <w:top w:w="60" w:type="dxa"/>
+              <w:bottom w:w="60" w:type="dxa"/>
+              <w:left w:w="100" w:type="dxa"/>
+              <w:right w:w="100" w:type="dxa"/>
+            </w:tcMar>
+          </w:tcPr>
+          <w:p>
+            <w:pPr>
+              <w:spacing w:before="40" w:after="40"/>
+            </w:pPr>
+            <w:r>
+              <w:rPr>
+                <w:rFonts w:ascii="Calibri" w:hAnsi="Calibri"/>
+                <w:b w:val="0"/>
+                <w:i w:val="0"/>
+                <w:sz w:val="20"/>
+              </w:rPr>
+              <w:t>11/06/2026</w:t>
+            </w:r>
+          </w:p>
+        </w:tc>
+        <w:tc>
+          <w:tcPr>
+            <w:tcW w:type="dxa" w:w="2225"/>
+            <w:tcMar>
+              <w:top w:w="60" w:type="dxa"/>
+              <w:bottom w:w="60" w:type="dxa"/>
+              <w:left w:w="100" w:type="dxa"/>
+              <w:right w:w="100" w:type="dxa"/>
+            </w:tcMar>
+          </w:tcPr>
+          <w:p>
+            <w:pPr>
+              <w:spacing w:before="40" w:after="40"/>
+            </w:pPr>
+            <w:r>
+              <w:rPr>
+                <w:rFonts w:ascii="Calibri" w:hAnsi="Calibri"/>
+                <w:b w:val="0"/>
+                <w:i w:val="0"/>
+                <w:sz w:val="20"/>
+              </w:rPr>
+              <w:t>Time de Melhoria Contínua</w:t>
+            </w:r>
+          </w:p>
+        </w:tc>
+        <w:tc>
+          <w:tcPr>
+            <w:tcW w:type="dxa" w:w="2225"/>
+            <w:tcMar>
+              <w:top w:w="60" w:type="dxa"/>
+              <w:bottom w:w="60" w:type="dxa"/>
+              <w:left w:w="100" w:type="dxa"/>
+              <w:right w:w="100" w:type="dxa"/>
+            </w:tcMar>
+          </w:tcPr>
+          <w:p>
+            <w:pPr>
+              <w:spacing w:before="40" w:after="40"/>
+            </w:pPr>
+            <w:r>
+              <w:rPr>
+                <w:rFonts w:ascii="Calibri" w:hAnsi="Calibri"/>
+                <w:b w:val="0"/>
+                <w:i w:val="0"/>
+                <w:sz w:val="20"/>
+              </w:rPr>
+              <w:t>Acréscimo da tabela de orçamento de horas por papel em §4 (GPR 4) — 274 h totais estimadas; título do §4 atualizado para refletir GPR 3 e GPR 4</w:t>
+            </w:r>
+          </w:p>
+        </w:tc>
+      </w:tr>
     </w:tbl>
     <w:p>
       <w:pPr>
@@ -5207,7 +6292,7 @@
         <w:color w:val="555555"/>
         <w:sz w:val="16"/>
       </w:rPr>
-      <w:t>vData  ·  04/06/2026</w:t>
+      <w:t>vData  ·  11/06/2026</w:t>
     </w:r>
     <w:r>
       <w:tab/>
@@ -5269,7 +6354,7 @@
         <w:color w:val="555555"/>
         <w:sz w:val="16"/>
       </w:rPr>
-      <w:t>vData  ·  04/06/2026</w:t>
+      <w:t>vData  ·  11/06/2026</w:t>
     </w:r>
     <w:r>
       <w:tab/>
